--- a/DOCS/Trivy Supply-Chain Attack - Academic Paper.docx
+++ b/DOCS/Trivy Supply-Chain Attack - Academic Paper.docx
@@ -46,7 +46,7 @@
           <w:sz w:val="22"/>
           <w:szCs w:val="22"/>
         </w:rPr>
-        <w:t xml:space="preserve">[Author Name]</w:t>
+        <w:t xml:space="preserve">Franklin Hanna</w:t>
       </w:r>
     </w:p>
     <w:p>
